--- a/applications_generated/bytedance_research_scientist_technologies_of_data_manag/ATS_RESUME.docx
+++ b/applications_generated/bytedance_research_scientist_technologies_of_data_manag/ATS_RESUME.docx
@@ -594,31 +594,31 @@
       </w:rPr>
     </w:lvl>
   </w:abstractNum>
-  <w:num w:numId="1" w16cid:durableId="1419204930">
+  <w:num w:numId="1" w16cid:durableId="626159042">
     <w:abstractNumId w:val="8"/>
   </w:num>
-  <w:num w:numId="2" w16cid:durableId="1071847932">
+  <w:num w:numId="2" w16cid:durableId="456611268">
     <w:abstractNumId w:val="6"/>
   </w:num>
-  <w:num w:numId="3" w16cid:durableId="311056809">
+  <w:num w:numId="3" w16cid:durableId="884026143">
     <w:abstractNumId w:val="5"/>
   </w:num>
-  <w:num w:numId="4" w16cid:durableId="73091424">
+  <w:num w:numId="4" w16cid:durableId="204415262">
     <w:abstractNumId w:val="4"/>
   </w:num>
-  <w:num w:numId="5" w16cid:durableId="2045015204">
+  <w:num w:numId="5" w16cid:durableId="1751006316">
     <w:abstractNumId w:val="7"/>
   </w:num>
-  <w:num w:numId="6" w16cid:durableId="1620335370">
+  <w:num w:numId="6" w16cid:durableId="1592162284">
     <w:abstractNumId w:val="3"/>
   </w:num>
-  <w:num w:numId="7" w16cid:durableId="1474443077">
+  <w:num w:numId="7" w16cid:durableId="2133860741">
     <w:abstractNumId w:val="2"/>
   </w:num>
-  <w:num w:numId="8" w16cid:durableId="1705327092">
+  <w:num w:numId="8" w16cid:durableId="1392188589">
     <w:abstractNumId w:val="1"/>
   </w:num>
-  <w:num w:numId="9" w16cid:durableId="2003778530">
+  <w:num w:numId="9" w16cid:durableId="639531698">
     <w:abstractNumId w:val="0"/>
   </w:num>
 </w:numbering>

--- a/applications_generated/bytedance_research_scientist_technologies_of_data_manag/ATS_RESUME.docx
+++ b/applications_generated/bytedance_research_scientist_technologies_of_data_manag/ATS_RESUME.docx
@@ -594,31 +594,31 @@
       </w:rPr>
     </w:lvl>
   </w:abstractNum>
-  <w:num w:numId="1" w16cid:durableId="626159042">
+  <w:num w:numId="1" w16cid:durableId="1234703668">
     <w:abstractNumId w:val="8"/>
   </w:num>
-  <w:num w:numId="2" w16cid:durableId="456611268">
+  <w:num w:numId="2" w16cid:durableId="1209612821">
     <w:abstractNumId w:val="6"/>
   </w:num>
-  <w:num w:numId="3" w16cid:durableId="884026143">
+  <w:num w:numId="3" w16cid:durableId="655456015">
     <w:abstractNumId w:val="5"/>
   </w:num>
-  <w:num w:numId="4" w16cid:durableId="204415262">
+  <w:num w:numId="4" w16cid:durableId="1225994671">
     <w:abstractNumId w:val="4"/>
   </w:num>
-  <w:num w:numId="5" w16cid:durableId="1751006316">
+  <w:num w:numId="5" w16cid:durableId="1370957838">
     <w:abstractNumId w:val="7"/>
   </w:num>
-  <w:num w:numId="6" w16cid:durableId="1592162284">
+  <w:num w:numId="6" w16cid:durableId="1449466216">
     <w:abstractNumId w:val="3"/>
   </w:num>
-  <w:num w:numId="7" w16cid:durableId="2133860741">
+  <w:num w:numId="7" w16cid:durableId="1341346586">
     <w:abstractNumId w:val="2"/>
   </w:num>
-  <w:num w:numId="8" w16cid:durableId="1392188589">
+  <w:num w:numId="8" w16cid:durableId="290479661">
     <w:abstractNumId w:val="1"/>
   </w:num>
-  <w:num w:numId="9" w16cid:durableId="639531698">
+  <w:num w:numId="9" w16cid:durableId="1067650748">
     <w:abstractNumId w:val="0"/>
   </w:num>
 </w:numbering>
